--- a/Node_Case/Node_assembly/SAULInk9_PinOut_Tait.docx
+++ b/Node_Case/Node_assembly/SAULInk9_PinOut_Tait.docx
@@ -42,15 +42,27 @@
             <w:pPr>
               <w:ind w:right="-141"/>
             </w:pPr>
-            <w:proofErr w:type="spellStart"/>
             <w:r>
               <w:rPr>
                 <w:b/>
                 <w:bCs/>
               </w:rPr>
-              <w:t>PIn</w:t>
-            </w:r>
-            <w:proofErr w:type="spellEnd"/>
+              <w:t>P</w:t>
+            </w:r>
+            <w:r>
+              <w:rPr>
+                <w:b/>
+                <w:bCs/>
+              </w:rPr>
+              <w:t>i</w:t>
+            </w:r>
+            <w:r>
+              <w:rPr>
+                <w:b/>
+                <w:bCs/>
+              </w:rPr>
+              <w:t>n</w:t>
+            </w:r>
           </w:p>
         </w:tc>
         <w:tc>
@@ -349,13 +361,8 @@
               <w:ind w:right="-141"/>
             </w:pPr>
             <w:r>
-              <w:t xml:space="preserve">Output = </w:t>
-            </w:r>
-            <w:proofErr w:type="gramStart"/>
-            <w:r>
-              <w:t>TX Audio</w:t>
-            </w:r>
-            <w:proofErr w:type="gramEnd"/>
+              <w:t>Output = TX Audio</w:t>
+            </w:r>
           </w:p>
         </w:tc>
         <w:tc>
@@ -377,12 +384,10 @@
               <w:ind w:right="-141"/>
             </w:pPr>
             <w:proofErr w:type="spellStart"/>
-            <w:proofErr w:type="gramStart"/>
             <w:r>
               <w:t>weiss</w:t>
             </w:r>
             <w:proofErr w:type="spellEnd"/>
-            <w:proofErr w:type="gramEnd"/>
           </w:p>
         </w:tc>
       </w:tr>
@@ -413,13 +418,8 @@
               <w:ind w:right="-141"/>
             </w:pPr>
             <w:r>
-              <w:t xml:space="preserve">Input = </w:t>
-            </w:r>
-            <w:proofErr w:type="gramStart"/>
-            <w:r>
-              <w:t>RX Audio</w:t>
-            </w:r>
-            <w:proofErr w:type="gramEnd"/>
+              <w:t>Input = RX Audio</w:t>
+            </w:r>
           </w:p>
         </w:tc>
         <w:tc>
@@ -452,15 +452,6 @@
         <w:rPr>
           <w:b/>
           <w:bCs/>
-        </w:rPr>
-      </w:pPr>
-    </w:p>
-    <w:p>
-      <w:pPr>
-        <w:rPr>
-          <w:b/>
-          <w:bCs/>
-          <w:lang w:val="de-DE"/>
         </w:rPr>
       </w:pPr>
       <w:r>
@@ -471,13 +462,13 @@
         <mc:AlternateContent>
           <mc:Choice Requires="wps">
             <w:drawing>
-              <wp:anchor distT="45720" distB="45720" distL="114300" distR="114300" simplePos="0" relativeHeight="251659264" behindDoc="0" locked="0" layoutInCell="1" allowOverlap="1" wp14:anchorId="227F4EA6" wp14:editId="2A4C2395">
+              <wp:anchor distT="45720" distB="45720" distL="114300" distR="114300" simplePos="0" relativeHeight="251659264" behindDoc="0" locked="0" layoutInCell="1" allowOverlap="1" wp14:anchorId="227F4EA6" wp14:editId="32E199D4">
                 <wp:simplePos x="0" y="0"/>
                 <wp:positionH relativeFrom="margin">
-                  <wp:align>right</wp:align>
+                  <wp:posOffset>2827020</wp:posOffset>
                 </wp:positionH>
                 <wp:positionV relativeFrom="paragraph">
-                  <wp:posOffset>10977</wp:posOffset>
+                  <wp:posOffset>213995</wp:posOffset>
                 </wp:positionV>
                 <wp:extent cx="2908300" cy="1404620"/>
                 <wp:effectExtent l="0" t="0" r="25400" b="21590"/>
@@ -989,7 +980,7 @@
                 <v:stroke joinstyle="miter"/>
                 <v:path gradientshapeok="t" o:connecttype="rect"/>
               </v:shapetype>
-              <v:shape id="Textfeld 2" o:spid="_x0000_s1026" type="#_x0000_t202" style="position:absolute;margin-left:177.8pt;margin-top:.85pt;width:229pt;height:110.6pt;z-index:251659264;visibility:visible;mso-wrap-style:square;mso-width-percent:0;mso-height-percent:200;mso-wrap-distance-left:9pt;mso-wrap-distance-top:3.6pt;mso-wrap-distance-right:9pt;mso-wrap-distance-bottom:3.6pt;mso-position-horizontal:right;mso-position-horizontal-relative:margin;mso-position-vertical:absolute;mso-position-vertical-relative:text;mso-width-percent:0;mso-height-percent:200;mso-width-relative:margin;mso-height-relative:margin;v-text-anchor:top" o:gfxdata="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" strokecolor="white [3212]">
+              <v:shape id="Textfeld 2" o:spid="_x0000_s1026" type="#_x0000_t202" style="position:absolute;margin-left:222.6pt;margin-top:16.85pt;width:229pt;height:110.6pt;z-index:251659264;visibility:visible;mso-wrap-style:square;mso-width-percent:0;mso-height-percent:200;mso-wrap-distance-left:9pt;mso-wrap-distance-top:3.6pt;mso-wrap-distance-right:9pt;mso-wrap-distance-bottom:3.6pt;mso-position-horizontal:absolute;mso-position-horizontal-relative:margin;mso-position-vertical:absolute;mso-position-vertical-relative:text;mso-width-percent:0;mso-height-percent:200;mso-width-relative:margin;mso-height-relative:margin;v-text-anchor:top" o:gfxdata="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" strokecolor="white [3212]">
                 <v:textbox style="mso-fit-shape-to-text:t">
                   <w:txbxContent>
                     <w:p>
@@ -1452,6 +1443,15 @@
           </mc:Fallback>
         </mc:AlternateContent>
       </w:r>
+    </w:p>
+    <w:p>
+      <w:pPr>
+        <w:rPr>
+          <w:b/>
+          <w:bCs/>
+          <w:lang w:val="de-DE"/>
+        </w:rPr>
+      </w:pPr>
       <w:r>
         <w:rPr>
           <w:b/>
@@ -1665,12 +1665,10 @@
           </w:tcPr>
           <w:p>
             <w:proofErr w:type="spellStart"/>
-            <w:proofErr w:type="gramStart"/>
             <w:r>
               <w:t>weiss</w:t>
             </w:r>
             <w:proofErr w:type="spellEnd"/>
-            <w:proofErr w:type="gramEnd"/>
           </w:p>
         </w:tc>
         <w:tc>
@@ -1913,20 +1911,8 @@
           <w:szCs w:val="20"/>
           <w:lang w:val="de-DE"/>
         </w:rPr>
-        <w:t xml:space="preserve">schwarz u. lila verlängern </w:t>
+        <w:t>schwarz u. lila verlängern für  RX</w:t>
       </w:r>
-      <w:proofErr w:type="gramStart"/>
-      <w:r>
-        <w:rPr>
-          <w:b/>
-          <w:bCs/>
-          <w:sz w:val="20"/>
-          <w:szCs w:val="20"/>
-          <w:lang w:val="de-DE"/>
-        </w:rPr>
-        <w:t>für  RX</w:t>
-      </w:r>
-      <w:proofErr w:type="gramEnd"/>
     </w:p>
     <w:p>
       <w:pPr>
@@ -1934,6 +1920,7 @@
           <w:b/>
           <w:bCs/>
           <w:u w:val="single"/>
+          <w:lang w:val="de-DE"/>
         </w:rPr>
       </w:pPr>
     </w:p>
@@ -2229,12 +2216,10 @@
           </w:tcPr>
           <w:p>
             <w:proofErr w:type="spellStart"/>
-            <w:proofErr w:type="gramStart"/>
             <w:r>
               <w:t>weiss</w:t>
             </w:r>
             <w:proofErr w:type="spellEnd"/>
-            <w:proofErr w:type="gramEnd"/>
           </w:p>
         </w:tc>
         <w:tc>
@@ -2467,12 +2452,10 @@
           </w:tcPr>
           <w:p>
             <w:proofErr w:type="spellStart"/>
-            <w:proofErr w:type="gramStart"/>
             <w:r>
               <w:t>weiss</w:t>
             </w:r>
             <w:proofErr w:type="spellEnd"/>
-            <w:proofErr w:type="gramEnd"/>
           </w:p>
         </w:tc>
         <w:tc>
